--- a/templates/RECORD_R001_ROUGHNESS.docx
+++ b/templates/RECORD_R001_ROUGHNESS.docx
@@ -972,7 +972,7 @@
                 <w:rtl w:val="0"/>
                 <w:lang w:val="zh-CN" w:eastAsia="zh-CN"/>
               </w:rPr>
-              <w:t>报告编号</w:t>
+              <w:t>原始记录编号</w:t>
             </w:r>
           </w:p>
         </w:tc>
